--- a/miRNA/Week5_Assignment.docx
+++ b/miRNA/Week5_Assignment.docx
@@ -11,13 +11,13 @@
         <w:t xml:space="preserve">Week 5 Assignment — Advanced Machine Learning and Validation</w:t>
       </w:r>
     </w:p>
-    <w:bookmarkStart w:id="30" w:name="Xa24ed3be1acc8c66657fceceabc1d96561abca1"/>
+    <w:bookmarkStart w:id="30" w:name="Xac4dfc2fe628ade878b842a5adc4b2abee9572a"/>
     <w:p>
       <w:pPr>
         <w:pStyle w:val="Heading2"/>
       </w:pPr>
       <w:r>
-        <w:t xml:space="preserve">Course: AI/ML-Based Biomarker Discovery | Dataset: GSE120584, GSE46579</w:t>
+        <w:t xml:space="preserve">Course: AI/ML-Based Biomarker Discovery | Dataset: GSE120584 (serum microarray), GSE46579 (whole-blood small RNA-seq)</w:t>
       </w:r>
     </w:p>
     <w:p>
@@ -99,19 +99,7 @@
         <w:pStyle w:val="FirstParagraph"/>
       </w:pPr>
       <w:r>
-        <w:t xml:space="preserve">Draw or describe in detail the structure of 5-fold outer / 3-fold inner nested cross-validation as implemented in</w:t>
-      </w:r>
-      <w:r>
-        <w:t xml:space="preserve"> </w:t>
-      </w:r>
-      <w:r>
-        <w:rPr>
-          <w:rStyle w:val="VerbatimChar"/>
-        </w:rPr>
-        <w:t xml:space="preserve">Week5_Validation.R</w:t>
-      </w:r>
-      <w:r>
-        <w:t xml:space="preserve">. In your answer:</w:t>
+        <w:t xml:space="preserve">Draw or describe in detail the structure of 5-fold outer / 3-fold inner nested cross-validation. In your answer:</w:t>
       </w:r>
     </w:p>
     <w:p>
@@ -125,9 +113,6 @@
       <w:r>
         <w:t xml:space="preserve">Identify which loop is responsible for hyperparameter tuning and which for performance estimation</w:t>
       </w:r>
-      <w:r>
-        <w:br/>
-      </w:r>
     </w:p>
     <w:p>
       <w:pPr>
@@ -140,9 +125,6 @@
       <w:r>
         <w:t xml:space="preserve">Explain why using a single flat 5-fold CV to both tune and estimate AUC leads to optimistic bias</w:t>
       </w:r>
-      <w:r>
-        <w:br/>
-      </w:r>
     </w:p>
     <w:p>
       <w:pPr>
@@ -157,6 +139,72 @@
       </w:r>
     </w:p>
     <w:p>
+      <w:pPr>
+        <w:numPr>
+          <w:ilvl w:val="0"/>
+          <w:numId w:val="1001"/>
+        </w:numPr>
+        <w:pStyle w:val="Compact"/>
+      </w:pPr>
+      <w:r>
+        <w:rPr>
+          <w:rStyle w:val="VerbatimChar"/>
+        </w:rPr>
+        <w:t xml:space="preserve">Week5_Validation.R</w:t>
+      </w:r>
+      <w:r>
+        <w:t xml:space="preserve"> </w:t>
+      </w:r>
+      <w:r>
+        <w:t xml:space="preserve">calls</w:t>
+      </w:r>
+      <w:r>
+        <w:t xml:space="preserve"> </w:t>
+      </w:r>
+      <w:r>
+        <w:rPr>
+          <w:rStyle w:val="VerbatimChar"/>
+        </w:rPr>
+        <w:t xml:space="preserve">caret::train()</w:t>
+      </w:r>
+      <w:r>
+        <w:t xml:space="preserve"> </w:t>
+      </w:r>
+      <w:r>
+        <w:t xml:space="preserve">with 5-fold CV repeated 3 times, tunes</w:t>
+      </w:r>
+      <w:r>
+        <w:t xml:space="preserve"> </w:t>
+      </w:r>
+      <w:r>
+        <w:rPr>
+          <w:rStyle w:val="VerbatimChar"/>
+        </w:rPr>
+        <w:t xml:space="preserve">mtry</w:t>
+      </w:r>
+      <w:r>
+        <w:t xml:space="preserve"> </w:t>
+      </w:r>
+      <w:r>
+        <w:t xml:space="preserve">/</w:t>
+      </w:r>
+      <w:r>
+        <w:t xml:space="preserve"> </w:t>
+      </w:r>
+      <w:r>
+        <w:rPr>
+          <w:rStyle w:val="VerbatimChar"/>
+        </w:rPr>
+        <w:t xml:space="preserve">lambda</w:t>
+      </w:r>
+      <w:r>
+        <w:t xml:space="preserve"> </w:t>
+      </w:r>
+      <w:r>
+        <w:t xml:space="preserve">on those resamples and reports the best resampled AUC. Is this a nested design? Would you expect the optimism to be large or small for GSE120584, and why?</w:t>
+      </w:r>
+    </w:p>
+    <w:p>
       <w:r>
         <w:pict>
           <v:rect style="width:0;height:1.5pt" o:hralign="center" o:hrstd="t" o:hr="t"/>
@@ -207,9 +255,6 @@
       <w:r>
         <w:t xml:space="preserve">What the x-axis (SHAP value) represents for a given miRNA</w:t>
       </w:r>
-      <w:r>
-        <w:br/>
-      </w:r>
     </w:p>
     <w:p>
       <w:pPr>
@@ -222,9 +267,6 @@
       <w:r>
         <w:t xml:space="preserve">What the color of each dot encodes and how to read the combination of position and color</w:t>
       </w:r>
-      <w:r>
-        <w:br/>
-      </w:r>
     </w:p>
     <w:p>
       <w:pPr>
@@ -300,7 +342,19 @@
         <w:pStyle w:val="FirstParagraph"/>
       </w:pPr>
       <w:r>
-        <w:t xml:space="preserve">MCI (Mild Cognitive Impairment) is systematically harder to classify correctly than AD or Control in three-class models. Provide (a) two biological reasons rooted in MCI disease biology and (b) two methodological reasons related to class overlap in feature space or class imbalance. Conclude with a proposed evaluation metric (other than overall accuracy) that better captures MCI-specific classification performance and justify your choice.</w:t>
+        <w:t xml:space="preserve">MCI (Mild Cognitive Impairment) is systematically harder to classify correctly than AD or Control in three-class models. Provide (a) two biological reasons rooted in MCI disease biology and (b) two methodological reasons related to class overlap in feature space or class imbalance. Support your answer with the three-class confusion matrix printed in Section 6F of</w:t>
+      </w:r>
+      <w:r>
+        <w:t xml:space="preserve"> </w:t>
+      </w:r>
+      <w:r>
+        <w:rPr>
+          <w:rStyle w:val="VerbatimChar"/>
+        </w:rPr>
+        <w:t xml:space="preserve">Week5_Validation.R</w:t>
+      </w:r>
+      <w:r>
+        <w:t xml:space="preserve">. Conclude with a proposed evaluation metric (other than overall accuracy) that better captures MCI-specific classification performance and justify your choice.</w:t>
       </w:r>
     </w:p>
     <w:p>
@@ -337,22 +391,7 @@
         <w:t xml:space="preserve">Week5_Validation.R</w:t>
       </w:r>
       <w:r>
-        <w:t xml:space="preserve">, which uses</w:t>
-      </w:r>
-      <w:r>
-        <w:t xml:space="preserve"> </w:t>
-      </w:r>
-      <w:r>
-        <w:rPr>
-          <w:rStyle w:val="VerbatimChar"/>
-        </w:rPr>
-        <w:t xml:space="preserve">miRBaseConverter</w:t>
-      </w:r>
-      <w:r>
-        <w:t xml:space="preserve"> </w:t>
-      </w:r>
-      <w:r>
-        <w:t xml:space="preserve">to convert names from both GSE120584 and GSE46579 to MIMAT accessions. Report:</w:t>
+        <w:t xml:space="preserve">, which converts the names from each dataset (looked up in its own miRBase version) to MIMAT accessions and miRBase v22 names. Report:</w:t>
       </w:r>
     </w:p>
     <w:p>
@@ -364,10 +403,7 @@
         <w:pStyle w:val="Compact"/>
       </w:pPr>
       <w:r>
-        <w:t xml:space="preserve">The number of miRNAs from GSE120584 that successfully mapped to MIMAT accessions</w:t>
-      </w:r>
-      <w:r>
-        <w:br/>
+        <w:t xml:space="preserve">The number of miRNAs from GSE120584 that successfully mapped to MIMAT accessions (and the miRBase version detected for its names)</w:t>
       </w:r>
     </w:p>
     <w:p>
@@ -379,10 +415,7 @@
         <w:pStyle w:val="Compact"/>
       </w:pPr>
       <w:r>
-        <w:t xml:space="preserve">The number of miRNAs from GSE46579 that successfully mapped to MIMAT accessions</w:t>
-      </w:r>
-      <w:r>
-        <w:br/>
+        <w:t xml:space="preserve">The number of miRNAs from GSE46579 that successfully mapped to MIMAT accessions (and the miRBase version detected for its names)</w:t>
       </w:r>
     </w:p>
     <w:p>
@@ -396,9 +429,6 @@
       <w:r>
         <w:t xml:space="preserve">The number of miRNAs with shared MIMAT accessions between the two datasets (the intersection used for modeling)</w:t>
       </w:r>
-      <w:r>
-        <w:br/>
-      </w:r>
     </w:p>
     <w:p>
       <w:pPr>
@@ -417,7 +447,7 @@
         <w:pStyle w:val="FirstParagraph"/>
       </w:pPr>
       <w:r>
-        <w:t xml:space="preserve">What does a failure to map to a MIMAT accession typically indicate about a miRNA name?</w:t>
+        <w:t xml:space="preserve">What does a failure to map to a MIMAT accession typically indicate about a miRNA name? Give one example of each kind of failure from your output.</w:t>
       </w:r>
     </w:p>
     <w:p>
@@ -442,22 +472,131 @@
         <w:pStyle w:val="FirstParagraph"/>
       </w:pPr>
       <w:r>
-        <w:t xml:space="preserve">Run</w:t>
-      </w:r>
-      <w:r>
-        <w:t xml:space="preserve"> </w:t>
-      </w:r>
-      <w:r>
-        <w:rPr>
-          <w:rStyle w:val="VerbatimChar"/>
-        </w:rPr>
-        <w:t xml:space="preserve">cv.glmnet()</w:t>
-      </w:r>
-      <w:r>
-        <w:t xml:space="preserve"> </w:t>
-      </w:r>
-      <w:r>
-        <w:t xml:space="preserve">on the harmonized, z-score-standardized training data. Report:</w:t>
+        <w:t xml:space="preserve">The script tunes the LASSO penalty</w:t>
+      </w:r>
+      <w:r>
+        <w:t xml:space="preserve"> </w:t>
+      </w:r>
+      <w:r>
+        <w:rPr>
+          <w:rStyle w:val="VerbatimChar"/>
+        </w:rPr>
+        <w:t xml:space="preserve">lambda</w:t>
+      </w:r>
+      <w:r>
+        <w:t xml:space="preserve"> </w:t>
+      </w:r>
+      <w:r>
+        <w:t xml:space="preserve">with</w:t>
+      </w:r>
+      <w:r>
+        <w:t xml:space="preserve"> </w:t>
+      </w:r>
+      <w:r>
+        <w:rPr>
+          <w:rStyle w:val="VerbatimChar"/>
+        </w:rPr>
+        <w:t xml:space="preserve">caret::train()</w:t>
+      </w:r>
+      <w:r>
+        <w:t xml:space="preserve"> </w:t>
+      </w:r>
+      <w:r>
+        <w:t xml:space="preserve">(Section 6D). After it has run, use the following code:</w:t>
+      </w:r>
+    </w:p>
+    <w:p>
+      <w:pPr>
+        <w:pStyle w:val="SourceCode"/>
+      </w:pPr>
+      <w:r>
+        <w:rPr>
+          <w:rStyle w:val="VerbatimChar"/>
+        </w:rPr>
+        <w:t xml:space="preserve">model_glm$bestTune$lambda                                   # lambda with the best CV AUC</w:t>
+      </w:r>
+      <w:r>
+        <w:br/>
+      </w:r>
+      <w:r>
+        <w:rPr>
+          <w:rStyle w:val="VerbatimChar"/>
+        </w:rPr>
+        <w:t xml:space="preserve">sum(as.matrix(coef(model_glm$finalModel,</w:t>
+      </w:r>
+      <w:r>
+        <w:br/>
+      </w:r>
+      <w:r>
+        <w:rPr>
+          <w:rStyle w:val="VerbatimChar"/>
+        </w:rPr>
+        <w:t xml:space="preserve">                   s = model_glm$bestTune$lambda))[-1, 1] != 0)  # miRNAs kept</w:t>
+      </w:r>
+      <w:r>
+        <w:br/>
+      </w:r>
+      <w:r>
+        <w:br/>
+      </w:r>
+      <w:r>
+        <w:rPr>
+          <w:rStyle w:val="VerbatimChar"/>
+        </w:rPr>
+        <w:t xml:space="preserve"># "one-standard-error" rule: the largest lambda whose AUC is within 1 SE of the best</w:t>
+      </w:r>
+      <w:r>
+        <w:br/>
+      </w:r>
+      <w:r>
+        <w:rPr>
+          <w:rStyle w:val="VerbatimChar"/>
+        </w:rPr>
+        <w:t xml:space="preserve">r    &lt;- model_glm$results</w:t>
+      </w:r>
+      <w:r>
+        <w:br/>
+      </w:r>
+      <w:r>
+        <w:rPr>
+          <w:rStyle w:val="VerbatimChar"/>
+        </w:rPr>
+        <w:t xml:space="preserve">best &lt;- which.max(r$ROC)</w:t>
+      </w:r>
+      <w:r>
+        <w:br/>
+      </w:r>
+      <w:r>
+        <w:rPr>
+          <w:rStyle w:val="VerbatimChar"/>
+        </w:rPr>
+        <w:t xml:space="preserve">se   &lt;- r$ROCSD[best] / sqrt(15)                  # 5 folds x 3 repeats</w:t>
+      </w:r>
+      <w:r>
+        <w:br/>
+      </w:r>
+      <w:r>
+        <w:rPr>
+          <w:rStyle w:val="VerbatimChar"/>
+        </w:rPr>
+        <w:t xml:space="preserve">lambda_1se &lt;- max(r$lambda[r$ROC &gt;= r$ROC[best] - se])</w:t>
+      </w:r>
+      <w:r>
+        <w:br/>
+      </w:r>
+      <w:r>
+        <w:rPr>
+          <w:rStyle w:val="VerbatimChar"/>
+        </w:rPr>
+        <w:t xml:space="preserve">sum(as.matrix(coef(model_glm$finalModel, s = lambda_1se))[-1, 1] != 0)</w:t>
+      </w:r>
+    </w:p>
+    <w:p>
+      <w:pPr>
+        <w:pStyle w:val="FirstParagraph"/>
+      </w:pPr>
+      <w:r>
+        <w:t xml:space="preserve">Report:</w:t>
       </w:r>
     </w:p>
     <w:p>
@@ -469,7 +608,7 @@
         <w:pStyle w:val="Compact"/>
       </w:pPr>
       <w:r>
-        <w:t xml:space="preserve">The value of</w:t>
+        <w:t xml:space="preserve">The best lambda (highest CV AUC) — the analogue of</w:t>
       </w:r>
       <w:r>
         <w:t xml:space="preserve"> </w:t>
@@ -484,10 +623,16 @@
         <w:t xml:space="preserve"> </w:t>
       </w:r>
       <w:r>
-        <w:t xml:space="preserve">(lambda that minimizes cross-validation error)</w:t>
-      </w:r>
-      <w:r>
-        <w:br/>
+        <w:t xml:space="preserve">in</w:t>
+      </w:r>
+      <w:r>
+        <w:t xml:space="preserve"> </w:t>
+      </w:r>
+      <w:r>
+        <w:rPr>
+          <w:rStyle w:val="VerbatimChar"/>
+        </w:rPr>
+        <w:t xml:space="preserve">cv.glmnet()</w:t>
       </w:r>
     </w:p>
     <w:p>
@@ -499,25 +644,7 @@
         <w:pStyle w:val="Compact"/>
       </w:pPr>
       <w:r>
-        <w:t xml:space="preserve">The value of</w:t>
-      </w:r>
-      <w:r>
-        <w:t xml:space="preserve"> </w:t>
-      </w:r>
-      <w:r>
-        <w:rPr>
-          <w:rStyle w:val="VerbatimChar"/>
-        </w:rPr>
-        <w:t xml:space="preserve">lambda.1se</w:t>
-      </w:r>
-      <w:r>
-        <w:t xml:space="preserve"> </w:t>
-      </w:r>
-      <w:r>
-        <w:t xml:space="preserve">(the largest lambda within 1 SE of minimum)</w:t>
-      </w:r>
-      <w:r>
-        <w:br/>
+        <w:t xml:space="preserve">The number of miRNAs with non-zero coefficients at the best lambda</w:t>
       </w:r>
     </w:p>
     <w:p>
@@ -529,19 +656,16 @@
         <w:pStyle w:val="Compact"/>
       </w:pPr>
       <w:r>
-        <w:t xml:space="preserve">The number of features (miRNAs) selected at</w:t>
-      </w:r>
-      <w:r>
-        <w:t xml:space="preserve"> </w:t>
-      </w:r>
-      <w:r>
-        <w:rPr>
-          <w:rStyle w:val="VerbatimChar"/>
-        </w:rPr>
-        <w:t xml:space="preserve">lambda.min</w:t>
-      </w:r>
-      <w:r>
-        <w:br/>
+        <w:t xml:space="preserve">The 1-SE lambda — the analogue of</w:t>
+      </w:r>
+      <w:r>
+        <w:t xml:space="preserve"> </w:t>
+      </w:r>
+      <w:r>
+        <w:rPr>
+          <w:rStyle w:val="VerbatimChar"/>
+        </w:rPr>
+        <w:t xml:space="preserve">lambda.1se</w:t>
       </w:r>
     </w:p>
     <w:p>
@@ -553,16 +677,7 @@
         <w:pStyle w:val="Compact"/>
       </w:pPr>
       <w:r>
-        <w:t xml:space="preserve">The number of features selected at</w:t>
-      </w:r>
-      <w:r>
-        <w:t xml:space="preserve"> </w:t>
-      </w:r>
-      <w:r>
-        <w:rPr>
-          <w:rStyle w:val="VerbatimChar"/>
-        </w:rPr>
-        <w:t xml:space="preserve">lambda.1se</w:t>
+        <w:t xml:space="preserve">The number of miRNAs with non-zero coefficients at the 1-SE lambda</w:t>
       </w:r>
     </w:p>
     <w:p>
@@ -570,52 +685,7 @@
         <w:pStyle w:val="FirstParagraph"/>
       </w:pPr>
       <w:r>
-        <w:t xml:space="preserve">Explain why a practitioner might prefer</w:t>
-      </w:r>
-      <w:r>
-        <w:t xml:space="preserve"> </w:t>
-      </w:r>
-      <w:r>
-        <w:rPr>
-          <w:rStyle w:val="VerbatimChar"/>
-        </w:rPr>
-        <w:t xml:space="preserve">lambda.1se</w:t>
-      </w:r>
-      <w:r>
-        <w:t xml:space="preserve"> </w:t>
-      </w:r>
-      <w:r>
-        <w:t xml:space="preserve">over</w:t>
-      </w:r>
-      <w:r>
-        <w:t xml:space="preserve"> </w:t>
-      </w:r>
-      <w:r>
-        <w:rPr>
-          <w:rStyle w:val="VerbatimChar"/>
-        </w:rPr>
-        <w:t xml:space="preserve">lambda.min</w:t>
-      </w:r>
-      <w:r>
-        <w:t xml:space="preserve"> </w:t>
-      </w:r>
-      <w:r>
-        <w:t xml:space="preserve">when developing a clinical diagnostic panel, even though</w:t>
-      </w:r>
-      <w:r>
-        <w:t xml:space="preserve"> </w:t>
-      </w:r>
-      <w:r>
-        <w:rPr>
-          <w:rStyle w:val="VerbatimChar"/>
-        </w:rPr>
-        <w:t xml:space="preserve">lambda.min</w:t>
-      </w:r>
-      <w:r>
-        <w:t xml:space="preserve"> </w:t>
-      </w:r>
-      <w:r>
-        <w:t xml:space="preserve">yields lower CV error.</w:t>
+        <w:t xml:space="preserve">Explain why a practitioner might prefer the 1-SE lambda over the best lambda when developing a clinical diagnostic panel, even though the best lambda yields a slightly higher CV AUC.</w:t>
       </w:r>
     </w:p>
     <w:p>
@@ -626,13 +696,13 @@
       </w:r>
     </w:p>
     <w:bookmarkEnd w:id="26"/>
-    <w:bookmarkStart w:id="27" w:name="X45ef3a849ff64e289b9e23a797ad9b5a9cb39cf"/>
+    <w:bookmarkStart w:id="27" w:name="question-8-r-cross-validated-auc"/>
     <w:p>
       <w:pPr>
         <w:pStyle w:val="Heading3"/>
       </w:pPr>
       <w:r>
-        <w:t xml:space="preserve">Question 8 [R] — Nested vs Flat AUC Comparison</w:t>
+        <w:t xml:space="preserve">Question 8 [R] — Cross-Validated AUC</w:t>
       </w:r>
     </w:p>
     <w:p>
@@ -640,7 +710,7 @@
         <w:pStyle w:val="FirstParagraph"/>
       </w:pPr>
       <w:r>
-        <w:t xml:space="preserve">Run the nested 5×3 cross-validation and a flat 5-fold CV on the same dataset. Report:</w:t>
+        <w:t xml:space="preserve">From the model results summary table (Section 10), report:</w:t>
       </w:r>
     </w:p>
     <w:p>
@@ -652,10 +722,7 @@
         <w:pStyle w:val="Compact"/>
       </w:pPr>
       <w:r>
-        <w:t xml:space="preserve">The AUC estimate from nested CV (with 95% confidence interval)</w:t>
-      </w:r>
-      <w:r>
-        <w:br/>
+        <w:t xml:space="preserve">The training cross-validated AUC with its 95% confidence interval for the Random Forest and the LASSO models</w:t>
       </w:r>
     </w:p>
     <w:p>
@@ -667,10 +734,7 @@
         <w:pStyle w:val="Compact"/>
       </w:pPr>
       <w:r>
-        <w:t xml:space="preserve">The AUC estimate from flat CV</w:t>
-      </w:r>
-      <w:r>
-        <w:br/>
+        <w:t xml:space="preserve">Which model performs better in cross-validation, and whether their confidence intervals overlap</w:t>
       </w:r>
     </w:p>
     <w:p>
@@ -682,7 +746,7 @@
         <w:pStyle w:val="Compact"/>
       </w:pPr>
       <w:r>
-        <w:t xml:space="preserve">The magnitude of the optimism bias (difference between flat and nested)</w:t>
+        <w:t xml:space="preserve">Whether the reported AUCs come from a nested design (see Question 2), and how you would obtain an unbiased nested estimate in R</w:t>
       </w:r>
     </w:p>
     <w:p>
@@ -690,7 +754,7 @@
         <w:pStyle w:val="FirstParagraph"/>
       </w:pPr>
       <w:r>
-        <w:t xml:space="preserve">Does the nested CV 95% confidence interval include the 0.70 clinical utility threshold? State what conclusion you would report to a clinician based on the nested CV result alone.</w:t>
+        <w:t xml:space="preserve">Does the 95% confidence interval include the 0.70 clinical utility threshold? State what conclusion you would report to a clinician based on the cross-validation result alone.</w:t>
       </w:r>
     </w:p>
     <w:p>
@@ -715,37 +779,7 @@
         <w:pStyle w:val="FirstParagraph"/>
       </w:pPr>
       <w:r>
-        <w:t xml:space="preserve">Run the</w:t>
-      </w:r>
-      <w:r>
-        <w:t xml:space="preserve"> </w:t>
-      </w:r>
-      <w:r>
-        <w:rPr>
-          <w:rStyle w:val="VerbatimChar"/>
-        </w:rPr>
-        <w:t xml:space="preserve">fastshap</w:t>
-      </w:r>
-      <w:r>
-        <w:t xml:space="preserve"> </w:t>
-      </w:r>
-      <w:r>
-        <w:t xml:space="preserve">SHAP analysis with</w:t>
-      </w:r>
-      <w:r>
-        <w:t xml:space="preserve"> </w:t>
-      </w:r>
-      <w:r>
-        <w:rPr>
-          <w:rStyle w:val="VerbatimChar"/>
-        </w:rPr>
-        <w:t xml:space="preserve">nsim=100</w:t>
-      </w:r>
-      <w:r>
-        <w:t xml:space="preserve"> </w:t>
-      </w:r>
-      <w:r>
-        <w:t xml:space="preserve">and</w:t>
+        <w:t xml:space="preserve">Run the fastshap SHAP analysis (Section 7) with</w:t>
       </w:r>
       <w:r>
         <w:t xml:space="preserve"> </w:t>
@@ -757,7 +791,22 @@
         <w:t xml:space="preserve">set.seed(42)</w:t>
       </w:r>
       <w:r>
-        <w:t xml:space="preserve">. Report:</w:t>
+        <w:t xml:space="preserve">. With ~1,300 training samples, the script explains a class-balanced random subset of 200 samples with</w:t>
+      </w:r>
+      <w:r>
+        <w:t xml:space="preserve"> </w:t>
+      </w:r>
+      <w:r>
+        <w:rPr>
+          <w:rStyle w:val="VerbatimChar"/>
+        </w:rPr>
+        <w:t xml:space="preserve">nsim = 50</w:t>
+      </w:r>
+      <w:r>
+        <w:t xml:space="preserve"> </w:t>
+      </w:r>
+      <w:r>
+        <w:t xml:space="preserve">to keep the run time to a few minutes. Report:</w:t>
       </w:r>
     </w:p>
     <w:p>
@@ -771,9 +820,6 @@
       <w:r>
         <w:t xml:space="preserve">The top 5 miRNAs ranked by mean absolute SHAP value</w:t>
       </w:r>
-      <w:r>
-        <w:br/>
-      </w:r>
     </w:p>
     <w:p>
       <w:pPr>
@@ -786,9 +832,6 @@
       <w:r>
         <w:t xml:space="preserve">The mean absolute SHAP value for the #1 ranked miRNA</w:t>
       </w:r>
-      <w:r>
-        <w:br/>
-      </w:r>
     </w:p>
     <w:p>
       <w:pPr>
@@ -799,7 +842,31 @@
         <w:pStyle w:val="Compact"/>
       </w:pPr>
       <w:r>
-        <w:t xml:space="preserve">The direction of effect for the #1 miRNA (positive = higher expression → higher AD probability?)</w:t>
+        <w:t xml:space="preserve">The direction of effect for the #1 miRNA (does higher expression push the prediction toward AD?). Use the beeswarm plot, or</w:t>
+      </w:r>
+      <w:r>
+        <w:t xml:space="preserve"> </w:t>
+      </w:r>
+      <w:r>
+        <w:rPr>
+          <w:rStyle w:val="VerbatimChar"/>
+        </w:rPr>
+        <w:t xml:space="preserve">cor(X_shap[, m], shap_vals[, m])</w:t>
+      </w:r>
+      <w:r>
+        <w:t xml:space="preserve"> </w:t>
+      </w:r>
+      <w:r>
+        <w:t xml:space="preserve">for miRNA</w:t>
+      </w:r>
+      <w:r>
+        <w:t xml:space="preserve"> </w:t>
+      </w:r>
+      <w:r>
+        <w:rPr>
+          <w:rStyle w:val="VerbatimChar"/>
+        </w:rPr>
+        <w:t xml:space="preserve">m</w:t>
       </w:r>
     </w:p>
     <w:p>
@@ -819,7 +886,7 @@
         <w:t xml:space="preserve">results/Week5/shap_feature_importance.csv</w:t>
       </w:r>
       <w:r>
-        <w:t xml:space="preserve">. Report the file path and the number of rows in the saved file.</w:t>
+        <w:t xml:space="preserve">. Report the file path and the number of rows in the saved file. Why is explaining a random subset of samples acceptable for ranking global feature importance?</w:t>
       </w:r>
     </w:p>
     <w:p>
@@ -844,7 +911,7 @@
         <w:pStyle w:val="FirstParagraph"/>
       </w:pPr>
       <w:r>
-        <w:t xml:space="preserve">Apply the model trained on GSE120584 to the harmonized GSE46579 external validation set. Report:</w:t>
+        <w:t xml:space="preserve">Apply the model trained on GSE120584 to the harmonized GSE46579 external validation set (Section 8). Report:</w:t>
       </w:r>
     </w:p>
     <w:p>
@@ -856,7 +923,7 @@
         <w:pStyle w:val="Compact"/>
       </w:pPr>
       <w:r>
-        <w:t xml:space="preserve">The AUC and its 95% confidence interval on the external set (use</w:t>
+        <w:t xml:space="preserve">The AUC and its 95% confidence interval on the external set for both models (use</w:t>
       </w:r>
       <w:r>
         <w:t xml:space="preserve"> </w:t>
@@ -884,9 +951,6 @@
       </w:r>
       <w:r>
         <w:t xml:space="preserve">)</w:t>
-      </w:r>
-      <w:r>
-        <w:br/>
       </w:r>
     </w:p>
     <w:p>
@@ -898,10 +962,7 @@
         <w:pStyle w:val="Compact"/>
       </w:pPr>
       <w:r>
-        <w:t xml:space="preserve">How this AUC compares to the nested CV AUC from Question 8 — is the gap within the expected range?</w:t>
-      </w:r>
-      <w:r>
-        <w:br/>
+        <w:t xml:space="preserve">How this AUC compares to the cross-validated AUC from Question 8 — is the gap within the expected range?</w:t>
       </w:r>
     </w:p>
     <w:p>
@@ -914,6 +975,18 @@
       </w:pPr>
       <w:r>
         <w:t xml:space="preserve">The sensitivity and specificity at the Youden index cutoff on the external set</w:t>
+      </w:r>
+    </w:p>
+    <w:p>
+      <w:pPr>
+        <w:numPr>
+          <w:ilvl w:val="0"/>
+          <w:numId w:val="1007"/>
+        </w:numPr>
+        <w:pStyle w:val="Compact"/>
+      </w:pPr>
+      <w:r>
+        <w:t xml:space="preserve">The number of shared miRNAs changing in the same direction in both cohorts, and the correlation of AD − Control effects between cohorts (Section 8F-2). What does this tell you about the reason for the gap?</w:t>
       </w:r>
     </w:p>
     <w:p>
@@ -1820,7 +1893,7 @@
       <w:color w:themeColor="accent1" w:themeShade="BF" w:val="365F91"/>
     </w:rPr>
   </w:style>
-  <w:style w:type="paragraph" w:customStyle="1" w:styleId="SourceCode">
+  <w:style w:customStyle="1" w:styleId="SourceCode" w:type="paragraph">
     <w:name w:val="Source Code"/>
     <w:basedOn w:val="Normal"/>
     <w:link w:val="VerbatimChar"/>
@@ -1828,7 +1901,7 @@
       <w:wordWrap w:val="off"/>
     </w:pPr>
   </w:style>
-  <w:style w:type="character" w:customStyle="1" w:styleId="KeywordTok">
+  <w:style w:customStyle="1" w:styleId="KeywordTok" w:type="character">
     <w:name w:val="KeywordTok"/>
     <w:basedOn w:val="VerbatimChar"/>
     <w:rPr>
@@ -1836,77 +1909,77 @@
       <w:b/>
     </w:rPr>
   </w:style>
-  <w:style w:type="character" w:customStyle="1" w:styleId="DataTypeTok">
+  <w:style w:customStyle="1" w:styleId="DataTypeTok" w:type="character">
     <w:name w:val="DataTypeTok"/>
     <w:basedOn w:val="VerbatimChar"/>
     <w:rPr>
       <w:color w:val="902000"/>
     </w:rPr>
   </w:style>
-  <w:style w:type="character" w:customStyle="1" w:styleId="DecValTok">
+  <w:style w:customStyle="1" w:styleId="DecValTok" w:type="character">
     <w:name w:val="DecValTok"/>
     <w:basedOn w:val="VerbatimChar"/>
     <w:rPr>
       <w:color w:val="40a070"/>
     </w:rPr>
   </w:style>
-  <w:style w:type="character" w:customStyle="1" w:styleId="BaseNTok">
+  <w:style w:customStyle="1" w:styleId="BaseNTok" w:type="character">
     <w:name w:val="BaseNTok"/>
     <w:basedOn w:val="VerbatimChar"/>
     <w:rPr>
       <w:color w:val="40a070"/>
     </w:rPr>
   </w:style>
-  <w:style w:type="character" w:customStyle="1" w:styleId="FloatTok">
+  <w:style w:customStyle="1" w:styleId="FloatTok" w:type="character">
     <w:name w:val="FloatTok"/>
     <w:basedOn w:val="VerbatimChar"/>
     <w:rPr>
       <w:color w:val="40a070"/>
     </w:rPr>
   </w:style>
-  <w:style w:type="character" w:customStyle="1" w:styleId="ConstantTok">
+  <w:style w:customStyle="1" w:styleId="ConstantTok" w:type="character">
     <w:name w:val="ConstantTok"/>
     <w:basedOn w:val="VerbatimChar"/>
     <w:rPr>
       <w:color w:val="880000"/>
     </w:rPr>
   </w:style>
-  <w:style w:type="character" w:customStyle="1" w:styleId="CharTok">
+  <w:style w:customStyle="1" w:styleId="CharTok" w:type="character">
     <w:name w:val="CharTok"/>
     <w:basedOn w:val="VerbatimChar"/>
     <w:rPr>
       <w:color w:val="4070a0"/>
     </w:rPr>
   </w:style>
-  <w:style w:type="character" w:customStyle="1" w:styleId="SpecialCharTok">
+  <w:style w:customStyle="1" w:styleId="SpecialCharTok" w:type="character">
     <w:name w:val="SpecialCharTok"/>
     <w:basedOn w:val="VerbatimChar"/>
     <w:rPr>
       <w:color w:val="4070a0"/>
     </w:rPr>
   </w:style>
-  <w:style w:type="character" w:customStyle="1" w:styleId="StringTok">
+  <w:style w:customStyle="1" w:styleId="StringTok" w:type="character">
     <w:name w:val="StringTok"/>
     <w:basedOn w:val="VerbatimChar"/>
     <w:rPr>
       <w:color w:val="4070a0"/>
     </w:rPr>
   </w:style>
-  <w:style w:type="character" w:customStyle="1" w:styleId="VerbatimStringTok">
+  <w:style w:customStyle="1" w:styleId="VerbatimStringTok" w:type="character">
     <w:name w:val="VerbatimStringTok"/>
     <w:basedOn w:val="VerbatimChar"/>
     <w:rPr>
       <w:color w:val="4070a0"/>
     </w:rPr>
   </w:style>
-  <w:style w:type="character" w:customStyle="1" w:styleId="SpecialStringTok">
+  <w:style w:customStyle="1" w:styleId="SpecialStringTok" w:type="character">
     <w:name w:val="SpecialStringTok"/>
     <w:basedOn w:val="VerbatimChar"/>
     <w:rPr>
       <w:color w:val="bb6688"/>
     </w:rPr>
   </w:style>
-  <w:style w:type="character" w:customStyle="1" w:styleId="ImportTok">
+  <w:style w:customStyle="1" w:styleId="ImportTok" w:type="character">
     <w:name w:val="ImportTok"/>
     <w:basedOn w:val="VerbatimChar"/>
     <w:rPr>
@@ -1914,7 +1987,7 @@
       <w:b/>
     </w:rPr>
   </w:style>
-  <w:style w:type="character" w:customStyle="1" w:styleId="CommentTok">
+  <w:style w:customStyle="1" w:styleId="CommentTok" w:type="character">
     <w:name w:val="CommentTok"/>
     <w:basedOn w:val="VerbatimChar"/>
     <w:rPr>
@@ -1922,7 +1995,7 @@
       <w:i/>
     </w:rPr>
   </w:style>
-  <w:style w:type="character" w:customStyle="1" w:styleId="DocumentationTok">
+  <w:style w:customStyle="1" w:styleId="DocumentationTok" w:type="character">
     <w:name w:val="DocumentationTok"/>
     <w:basedOn w:val="VerbatimChar"/>
     <w:rPr>
@@ -1930,7 +2003,7 @@
       <w:i/>
     </w:rPr>
   </w:style>
-  <w:style w:type="character" w:customStyle="1" w:styleId="AnnotationTok">
+  <w:style w:customStyle="1" w:styleId="AnnotationTok" w:type="character">
     <w:name w:val="AnnotationTok"/>
     <w:basedOn w:val="VerbatimChar"/>
     <w:rPr>
@@ -1939,7 +2012,7 @@
       <w:i/>
     </w:rPr>
   </w:style>
-  <w:style w:type="character" w:customStyle="1" w:styleId="CommentVarTok">
+  <w:style w:customStyle="1" w:styleId="CommentVarTok" w:type="character">
     <w:name w:val="CommentVarTok"/>
     <w:basedOn w:val="VerbatimChar"/>
     <w:rPr>
@@ -1948,28 +2021,28 @@
       <w:i/>
     </w:rPr>
   </w:style>
-  <w:style w:type="character" w:customStyle="1" w:styleId="OtherTok">
+  <w:style w:customStyle="1" w:styleId="OtherTok" w:type="character">
     <w:name w:val="OtherTok"/>
     <w:basedOn w:val="VerbatimChar"/>
     <w:rPr>
       <w:color w:val="007020"/>
     </w:rPr>
   </w:style>
-  <w:style w:type="character" w:customStyle="1" w:styleId="FunctionTok">
+  <w:style w:customStyle="1" w:styleId="FunctionTok" w:type="character">
     <w:name w:val="FunctionTok"/>
     <w:basedOn w:val="VerbatimChar"/>
     <w:rPr>
       <w:color w:val="06287e"/>
     </w:rPr>
   </w:style>
-  <w:style w:type="character" w:customStyle="1" w:styleId="VariableTok">
+  <w:style w:customStyle="1" w:styleId="VariableTok" w:type="character">
     <w:name w:val="VariableTok"/>
     <w:basedOn w:val="VerbatimChar"/>
     <w:rPr>
       <w:color w:val="19177c"/>
     </w:rPr>
   </w:style>
-  <w:style w:type="character" w:customStyle="1" w:styleId="ControlFlowTok">
+  <w:style w:customStyle="1" w:styleId="ControlFlowTok" w:type="character">
     <w:name w:val="ControlFlowTok"/>
     <w:basedOn w:val="VerbatimChar"/>
     <w:rPr>
@@ -1977,45 +2050,45 @@
       <w:b/>
     </w:rPr>
   </w:style>
-  <w:style w:type="character" w:customStyle="1" w:styleId="OperatorTok">
+  <w:style w:customStyle="1" w:styleId="OperatorTok" w:type="character">
     <w:name w:val="OperatorTok"/>
     <w:basedOn w:val="VerbatimChar"/>
     <w:rPr>
       <w:color w:val="666666"/>
     </w:rPr>
   </w:style>
-  <w:style w:type="character" w:customStyle="1" w:styleId="BuiltInTok">
+  <w:style w:customStyle="1" w:styleId="BuiltInTok" w:type="character">
     <w:name w:val="BuiltInTok"/>
     <w:basedOn w:val="VerbatimChar"/>
     <w:rPr>
       <w:color w:val="008000"/>
     </w:rPr>
   </w:style>
-  <w:style w:type="character" w:customStyle="1" w:styleId="ExtensionTok">
+  <w:style w:customStyle="1" w:styleId="ExtensionTok" w:type="character">
     <w:name w:val="ExtensionTok"/>
     <w:basedOn w:val="VerbatimChar"/>
     <w:rPr/>
   </w:style>
-  <w:style w:type="character" w:customStyle="1" w:styleId="PreprocessorTok">
+  <w:style w:customStyle="1" w:styleId="PreprocessorTok" w:type="character">
     <w:name w:val="PreprocessorTok"/>
     <w:basedOn w:val="VerbatimChar"/>
     <w:rPr>
       <w:color w:val="bc7a00"/>
     </w:rPr>
   </w:style>
-  <w:style w:type="character" w:customStyle="1" w:styleId="AttributeTok">
+  <w:style w:customStyle="1" w:styleId="AttributeTok" w:type="character">
     <w:name w:val="AttributeTok"/>
     <w:basedOn w:val="VerbatimChar"/>
     <w:rPr>
       <w:color w:val="7d9029"/>
     </w:rPr>
   </w:style>
-  <w:style w:type="character" w:customStyle="1" w:styleId="RegionMarkerTok">
+  <w:style w:customStyle="1" w:styleId="RegionMarkerTok" w:type="character">
     <w:name w:val="RegionMarkerTok"/>
     <w:basedOn w:val="VerbatimChar"/>
     <w:rPr/>
   </w:style>
-  <w:style w:type="character" w:customStyle="1" w:styleId="InformationTok">
+  <w:style w:customStyle="1" w:styleId="InformationTok" w:type="character">
     <w:name w:val="InformationTok"/>
     <w:basedOn w:val="VerbatimChar"/>
     <w:rPr>
@@ -2024,7 +2097,7 @@
       <w:i/>
     </w:rPr>
   </w:style>
-  <w:style w:type="character" w:customStyle="1" w:styleId="WarningTok">
+  <w:style w:customStyle="1" w:styleId="WarningTok" w:type="character">
     <w:name w:val="WarningTok"/>
     <w:basedOn w:val="VerbatimChar"/>
     <w:rPr>
@@ -2033,7 +2106,7 @@
       <w:i/>
     </w:rPr>
   </w:style>
-  <w:style w:type="character" w:customStyle="1" w:styleId="AlertTok">
+  <w:style w:customStyle="1" w:styleId="AlertTok" w:type="character">
     <w:name w:val="AlertTok"/>
     <w:basedOn w:val="VerbatimChar"/>
     <w:rPr>
@@ -2041,7 +2114,7 @@
       <w:b/>
     </w:rPr>
   </w:style>
-  <w:style w:type="character" w:customStyle="1" w:styleId="ErrorTok">
+  <w:style w:customStyle="1" w:styleId="ErrorTok" w:type="character">
     <w:name w:val="ErrorTok"/>
     <w:basedOn w:val="VerbatimChar"/>
     <w:rPr>
@@ -2049,7 +2122,7 @@
       <w:b/>
     </w:rPr>
   </w:style>
-  <w:style w:type="character" w:customStyle="1" w:styleId="NormalTok">
+  <w:style w:customStyle="1" w:styleId="NormalTok" w:type="character">
     <w:name w:val="NormalTok"/>
     <w:basedOn w:val="VerbatimChar"/>
     <w:rPr/>
